--- a/inst/rmd/style_template.docx
+++ b/inst/rmd/style_template.docx
@@ -1,6 +1,6 @@
 
 <file path=word/document.xml><?xml version="1.0" encoding="utf-8"?>
-<w:document xmlns:wpc="http://schemas.microsoft.com/office/word/2010/wordprocessingCanvas" xmlns:cx="http://schemas.microsoft.com/office/drawing/2014/chartex" xmlns:cx1="http://schemas.microsoft.com/office/drawing/2015/9/8/chartex" xmlns:cx2="http://schemas.microsoft.com/office/drawing/2015/10/21/chartex" xmlns:cx3="http://schemas.microsoft.com/office/drawing/2016/5/9/chartex" xmlns:cx4="http://schemas.microsoft.com/office/drawing/2016/5/10/chartex" xmlns:cx5="http://schemas.microsoft.com/office/drawing/2016/5/11/chartex" xmlns:cx6="http://schemas.microsoft.com/office/drawing/2016/5/12/chartex" xmlns:cx7="http://schemas.microsoft.com/office/drawing/2016/5/13/chartex" xmlns:cx8="http://schemas.microsoft.com/office/drawing/2016/5/14/chartex" xmlns:mc="http://schemas.openxmlformats.org/markup-compatibility/2006" xmlns:aink="http://schemas.microsoft.com/office/drawing/2016/ink" xmlns:am3d="http://schemas.microsoft.com/office/drawing/2017/model3d" xmlns:o="urn:schemas-microsoft-com:office:office" xmlns:oel="http://schemas.microsoft.com/office/2019/extlst" xmlns:r="http://schemas.openxmlformats.org/officeDocument/2006/relationships" xmlns:m="http://schemas.openxmlformats.org/officeDocument/2006/math" xmlns:v="urn:schemas-microsoft-com:vml" xmlns:wp14="http://schemas.microsoft.com/office/word/2010/wordprocessingDrawing" xmlns:wp="http://schemas.openxmlformats.org/drawingml/2006/wordprocessingDrawing" xmlns:w10="urn:schemas-microsoft-com:office:word" xmlns:w="http://schemas.openxmlformats.org/wordprocessingml/2006/main" xmlns:w14="http://schemas.microsoft.com/office/word/2010/wordml" xmlns:w15="http://schemas.microsoft.com/office/word/2012/wordml" xmlns:w16cex="http://schemas.microsoft.com/office/word/2018/wordml/cex" xmlns:w16cid="http://schemas.microsoft.com/office/word/2016/wordml/cid" xmlns:w16="http://schemas.microsoft.com/office/word/2018/wordml" xmlns:w16sdtdh="http://schemas.microsoft.com/office/word/2020/wordml/sdtdatahash" xmlns:w16se="http://schemas.microsoft.com/office/word/2015/wordml/symex" xmlns:wpg="http://schemas.microsoft.com/office/word/2010/wordprocessingGroup" xmlns:wpi="http://schemas.microsoft.com/office/word/2010/wordprocessingInk" xmlns:wne="http://schemas.microsoft.com/office/word/2006/wordml" xmlns:wps="http://schemas.microsoft.com/office/word/2010/wordprocessingShape" mc:Ignorable="w14 w15 w16se w16cid w16 w16cex w16sdtdh wp14">
+<w:document xmlns:wpc="http://schemas.microsoft.com/office/word/2010/wordprocessingCanvas" xmlns:cx="http://schemas.microsoft.com/office/drawing/2014/chartex" xmlns:cx1="http://schemas.microsoft.com/office/drawing/2015/9/8/chartex" xmlns:cx2="http://schemas.microsoft.com/office/drawing/2015/10/21/chartex" xmlns:cx3="http://schemas.microsoft.com/office/drawing/2016/5/9/chartex" xmlns:cx4="http://schemas.microsoft.com/office/drawing/2016/5/10/chartex" xmlns:cx5="http://schemas.microsoft.com/office/drawing/2016/5/11/chartex" xmlns:cx6="http://schemas.microsoft.com/office/drawing/2016/5/12/chartex" xmlns:cx7="http://schemas.microsoft.com/office/drawing/2016/5/13/chartex" xmlns:cx8="http://schemas.microsoft.com/office/drawing/2016/5/14/chartex" xmlns:mc="http://schemas.openxmlformats.org/markup-compatibility/2006" xmlns:aink="http://schemas.microsoft.com/office/drawing/2016/ink" xmlns:am3d="http://schemas.microsoft.com/office/drawing/2017/model3d" xmlns:o="urn:schemas-microsoft-com:office:office" xmlns:oel="http://schemas.microsoft.com/office/2019/extlst" xmlns:r="http://schemas.openxmlformats.org/officeDocument/2006/relationships" xmlns:m="http://schemas.openxmlformats.org/officeDocument/2006/math" xmlns:v="urn:schemas-microsoft-com:vml" xmlns:wp14="http://schemas.microsoft.com/office/word/2010/wordprocessingDrawing" xmlns:wp="http://schemas.openxmlformats.org/drawingml/2006/wordprocessingDrawing" xmlns:w10="urn:schemas-microsoft-com:office:word" xmlns:w="http://schemas.openxmlformats.org/wordprocessingml/2006/main" xmlns:w14="http://schemas.microsoft.com/office/word/2010/wordml" xmlns:w15="http://schemas.microsoft.com/office/word/2012/wordml" xmlns:w16cex="http://schemas.microsoft.com/office/word/2018/wordml/cex" xmlns:w16cid="http://schemas.microsoft.com/office/word/2016/wordml/cid" xmlns:w16="http://schemas.microsoft.com/office/word/2018/wordml" xmlns:w16du="http://schemas.microsoft.com/office/word/2023/wordml/word16du" xmlns:w16sdtdh="http://schemas.microsoft.com/office/word/2020/wordml/sdtdatahash" xmlns:w16sdtfl="http://schemas.microsoft.com/office/word/2024/wordml/sdtformatlock" xmlns:w16se="http://schemas.microsoft.com/office/word/2015/wordml/symex" xmlns:wpg="http://schemas.microsoft.com/office/word/2010/wordprocessingGroup" xmlns:wpi="http://schemas.microsoft.com/office/word/2010/wordprocessingInk" xmlns:wne="http://schemas.microsoft.com/office/word/2006/wordml" xmlns:wps="http://schemas.microsoft.com/office/word/2010/wordprocessingShape" mc:Ignorable="w14 w15 w16se w16cid w16 w16cex w16sdtdh w16sdtfl w16du wp14">
   <w:body>
     <w:p>
       <w:pPr>
@@ -115,29 +115,15 @@
           <w:pPr>
             <w:pStyle w:val="NoSpacing"/>
           </w:pPr>
-          <w:r>
-            <w:fldChar w:fldCharType="begin"/>
-          </w:r>
-          <w:r>
-            <w:instrText xml:space="preserve"> TOC \o "1-3" \h \z \u </w:instrText>
-          </w:r>
-          <w:r>
-            <w:fldChar w:fldCharType="separate"/>
-          </w:r>
-          <w:r>
-            <w:rPr>
-              <w:noProof/>
-              <w:lang w:val="en-US"/>
-            </w:rPr>
-            <w:t>No table of contents entries found.</w:t>
-          </w:r>
-          <w:r>
-            <w:rPr>
-              <w:noProof/>
-              <w:lang w:val="en-US"/>
-            </w:rPr>
-            <w:fldChar w:fldCharType="end"/>
-          </w:r>
+          <w:fldSimple w:instr=" TOC \o &quot;1-3&quot; \h \z \u ">
+            <w:r>
+              <w:rPr>
+                <w:noProof/>
+                <w:lang w:val="en-US"/>
+              </w:rPr>
+              <w:t>No table of contents entries found.</w:t>
+            </w:r>
+          </w:fldSimple>
         </w:p>
       </w:sdtContent>
     </w:sdt>
@@ -534,12 +520,8 @@
       </w:pPr>
     </w:p>
     <w:sectPr>
-      <w:headerReference w:type="even" r:id="rId8"/>
-      <w:headerReference w:type="default" r:id="rId9"/>
-      <w:footerReference w:type="even" r:id="rId10"/>
-      <w:footerReference w:type="default" r:id="rId11"/>
-      <w:headerReference w:type="first" r:id="rId12"/>
-      <w:footerReference w:type="first" r:id="rId13"/>
+      <w:footerReference w:type="default" r:id="rId8"/>
+      <w:headerReference w:type="first" r:id="rId9"/>
       <w:pgSz w:w="12240" w:h="15840"/>
       <w:pgMar w:top="720" w:right="720" w:bottom="720" w:left="720" w:header="708" w:footer="708" w:gutter="0"/>
       <w:cols w:space="708"/>
@@ -551,7 +533,7 @@
 </file>
 
 <file path=word/endnotes.xml><?xml version="1.0" encoding="utf-8"?>
-<w:endnotes xmlns:wpc="http://schemas.microsoft.com/office/word/2010/wordprocessingCanvas" xmlns:cx="http://schemas.microsoft.com/office/drawing/2014/chartex" xmlns:cx1="http://schemas.microsoft.com/office/drawing/2015/9/8/chartex" xmlns:cx2="http://schemas.microsoft.com/office/drawing/2015/10/21/chartex" xmlns:cx3="http://schemas.microsoft.com/office/drawing/2016/5/9/chartex" xmlns:cx4="http://schemas.microsoft.com/office/drawing/2016/5/10/chartex" xmlns:cx5="http://schemas.microsoft.com/office/drawing/2016/5/11/chartex" xmlns:cx6="http://schemas.microsoft.com/office/drawing/2016/5/12/chartex" xmlns:cx7="http://schemas.microsoft.com/office/drawing/2016/5/13/chartex" xmlns:cx8="http://schemas.microsoft.com/office/drawing/2016/5/14/chartex" xmlns:mc="http://schemas.openxmlformats.org/markup-compatibility/2006" xmlns:aink="http://schemas.microsoft.com/office/drawing/2016/ink" xmlns:am3d="http://schemas.microsoft.com/office/drawing/2017/model3d" xmlns:o="urn:schemas-microsoft-com:office:office" xmlns:oel="http://schemas.microsoft.com/office/2019/extlst" xmlns:r="http://schemas.openxmlformats.org/officeDocument/2006/relationships" xmlns:m="http://schemas.openxmlformats.org/officeDocument/2006/math" xmlns:v="urn:schemas-microsoft-com:vml" xmlns:wp14="http://schemas.microsoft.com/office/word/2010/wordprocessingDrawing" xmlns:wp="http://schemas.openxmlformats.org/drawingml/2006/wordprocessingDrawing" xmlns:w10="urn:schemas-microsoft-com:office:word" xmlns:w="http://schemas.openxmlformats.org/wordprocessingml/2006/main" xmlns:w14="http://schemas.microsoft.com/office/word/2010/wordml" xmlns:w15="http://schemas.microsoft.com/office/word/2012/wordml" xmlns:w16cex="http://schemas.microsoft.com/office/word/2018/wordml/cex" xmlns:w16cid="http://schemas.microsoft.com/office/word/2016/wordml/cid" xmlns:w16="http://schemas.microsoft.com/office/word/2018/wordml" xmlns:w16sdtdh="http://schemas.microsoft.com/office/word/2020/wordml/sdtdatahash" xmlns:w16se="http://schemas.microsoft.com/office/word/2015/wordml/symex" xmlns:wpg="http://schemas.microsoft.com/office/word/2010/wordprocessingGroup" xmlns:wpi="http://schemas.microsoft.com/office/word/2010/wordprocessingInk" xmlns:wne="http://schemas.microsoft.com/office/word/2006/wordml" xmlns:wps="http://schemas.microsoft.com/office/word/2010/wordprocessingShape" mc:Ignorable="w14 w15 w16se w16cid w16 w16cex w16sdtdh wp14">
+<w:endnotes xmlns:wpc="http://schemas.microsoft.com/office/word/2010/wordprocessingCanvas" xmlns:cx="http://schemas.microsoft.com/office/drawing/2014/chartex" xmlns:cx1="http://schemas.microsoft.com/office/drawing/2015/9/8/chartex" xmlns:cx2="http://schemas.microsoft.com/office/drawing/2015/10/21/chartex" xmlns:cx3="http://schemas.microsoft.com/office/drawing/2016/5/9/chartex" xmlns:cx4="http://schemas.microsoft.com/office/drawing/2016/5/10/chartex" xmlns:cx5="http://schemas.microsoft.com/office/drawing/2016/5/11/chartex" xmlns:cx6="http://schemas.microsoft.com/office/drawing/2016/5/12/chartex" xmlns:cx7="http://schemas.microsoft.com/office/drawing/2016/5/13/chartex" xmlns:cx8="http://schemas.microsoft.com/office/drawing/2016/5/14/chartex" xmlns:mc="http://schemas.openxmlformats.org/markup-compatibility/2006" xmlns:aink="http://schemas.microsoft.com/office/drawing/2016/ink" xmlns:am3d="http://schemas.microsoft.com/office/drawing/2017/model3d" xmlns:o="urn:schemas-microsoft-com:office:office" xmlns:oel="http://schemas.microsoft.com/office/2019/extlst" xmlns:r="http://schemas.openxmlformats.org/officeDocument/2006/relationships" xmlns:m="http://schemas.openxmlformats.org/officeDocument/2006/math" xmlns:v="urn:schemas-microsoft-com:vml" xmlns:wp14="http://schemas.microsoft.com/office/word/2010/wordprocessingDrawing" xmlns:wp="http://schemas.openxmlformats.org/drawingml/2006/wordprocessingDrawing" xmlns:w10="urn:schemas-microsoft-com:office:word" xmlns:w="http://schemas.openxmlformats.org/wordprocessingml/2006/main" xmlns:w14="http://schemas.microsoft.com/office/word/2010/wordml" xmlns:w15="http://schemas.microsoft.com/office/word/2012/wordml" xmlns:w16cex="http://schemas.microsoft.com/office/word/2018/wordml/cex" xmlns:w16cid="http://schemas.microsoft.com/office/word/2016/wordml/cid" xmlns:w16="http://schemas.microsoft.com/office/word/2018/wordml" xmlns:w16du="http://schemas.microsoft.com/office/word/2023/wordml/word16du" xmlns:w16sdtdh="http://schemas.microsoft.com/office/word/2020/wordml/sdtdatahash" xmlns:w16sdtfl="http://schemas.microsoft.com/office/word/2024/wordml/sdtformatlock" xmlns:w16se="http://schemas.microsoft.com/office/word/2015/wordml/symex" xmlns:wpg="http://schemas.microsoft.com/office/word/2010/wordprocessingGroup" xmlns:wpi="http://schemas.microsoft.com/office/word/2010/wordprocessingInk" xmlns:wne="http://schemas.microsoft.com/office/word/2006/wordml" xmlns:wps="http://schemas.microsoft.com/office/word/2010/wordprocessingShape" mc:Ignorable="w14 w15 w16se w16cid w16 w16cex w16sdtdh w16sdtfl w16du wp14">
   <w:endnote w:type="separator" w:id="-1">
     <w:p>
       <w:pPr>
@@ -576,17 +558,7 @@
 </file>
 
 <file path=word/footer1.xml><?xml version="1.0" encoding="utf-8"?>
-<w:ftr xmlns:wpc="http://schemas.microsoft.com/office/word/2010/wordprocessingCanvas" xmlns:cx="http://schemas.microsoft.com/office/drawing/2014/chartex" xmlns:cx1="http://schemas.microsoft.com/office/drawing/2015/9/8/chartex" xmlns:cx2="http://schemas.microsoft.com/office/drawing/2015/10/21/chartex" xmlns:cx3="http://schemas.microsoft.com/office/drawing/2016/5/9/chartex" xmlns:cx4="http://schemas.microsoft.com/office/drawing/2016/5/10/chartex" xmlns:cx5="http://schemas.microsoft.com/office/drawing/2016/5/11/chartex" xmlns:cx6="http://schemas.microsoft.com/office/drawing/2016/5/12/chartex" xmlns:cx7="http://schemas.microsoft.com/office/drawing/2016/5/13/chartex" xmlns:cx8="http://schemas.microsoft.com/office/drawing/2016/5/14/chartex" xmlns:mc="http://schemas.openxmlformats.org/markup-compatibility/2006" xmlns:aink="http://schemas.microsoft.com/office/drawing/2016/ink" xmlns:am3d="http://schemas.microsoft.com/office/drawing/2017/model3d" xmlns:o="urn:schemas-microsoft-com:office:office" xmlns:oel="http://schemas.microsoft.com/office/2019/extlst" xmlns:r="http://schemas.openxmlformats.org/officeDocument/2006/relationships" xmlns:m="http://schemas.openxmlformats.org/officeDocument/2006/math" xmlns:v="urn:schemas-microsoft-com:vml" xmlns:wp14="http://schemas.microsoft.com/office/word/2010/wordprocessingDrawing" xmlns:wp="http://schemas.openxmlformats.org/drawingml/2006/wordprocessingDrawing" xmlns:w10="urn:schemas-microsoft-com:office:word" xmlns:w="http://schemas.openxmlformats.org/wordprocessingml/2006/main" xmlns:w14="http://schemas.microsoft.com/office/word/2010/wordml" xmlns:w15="http://schemas.microsoft.com/office/word/2012/wordml" xmlns:w16cex="http://schemas.microsoft.com/office/word/2018/wordml/cex" xmlns:w16cid="http://schemas.microsoft.com/office/word/2016/wordml/cid" xmlns:w16="http://schemas.microsoft.com/office/word/2018/wordml" xmlns:w16sdtdh="http://schemas.microsoft.com/office/word/2020/wordml/sdtdatahash" xmlns:w16se="http://schemas.microsoft.com/office/word/2015/wordml/symex" xmlns:wpg="http://schemas.microsoft.com/office/word/2010/wordprocessingGroup" xmlns:wpi="http://schemas.microsoft.com/office/word/2010/wordprocessingInk" xmlns:wne="http://schemas.microsoft.com/office/word/2006/wordml" xmlns:wps="http://schemas.microsoft.com/office/word/2010/wordprocessingShape" mc:Ignorable="w14 w15 w16se w16cid w16 w16cex w16sdtdh wp14">
-  <w:p>
-    <w:pPr>
-      <w:pStyle w:val="Footer"/>
-    </w:pPr>
-  </w:p>
-</w:ftr>
-</file>
-
-<file path=word/footer2.xml><?xml version="1.0" encoding="utf-8"?>
-<w:ftr xmlns:wpc="http://schemas.microsoft.com/office/word/2010/wordprocessingCanvas" xmlns:cx="http://schemas.microsoft.com/office/drawing/2014/chartex" xmlns:cx1="http://schemas.microsoft.com/office/drawing/2015/9/8/chartex" xmlns:cx2="http://schemas.microsoft.com/office/drawing/2015/10/21/chartex" xmlns:cx3="http://schemas.microsoft.com/office/drawing/2016/5/9/chartex" xmlns:cx4="http://schemas.microsoft.com/office/drawing/2016/5/10/chartex" xmlns:cx5="http://schemas.microsoft.com/office/drawing/2016/5/11/chartex" xmlns:cx6="http://schemas.microsoft.com/office/drawing/2016/5/12/chartex" xmlns:cx7="http://schemas.microsoft.com/office/drawing/2016/5/13/chartex" xmlns:cx8="http://schemas.microsoft.com/office/drawing/2016/5/14/chartex" xmlns:mc="http://schemas.openxmlformats.org/markup-compatibility/2006" xmlns:aink="http://schemas.microsoft.com/office/drawing/2016/ink" xmlns:am3d="http://schemas.microsoft.com/office/drawing/2017/model3d" xmlns:o="urn:schemas-microsoft-com:office:office" xmlns:oel="http://schemas.microsoft.com/office/2019/extlst" xmlns:r="http://schemas.openxmlformats.org/officeDocument/2006/relationships" xmlns:m="http://schemas.openxmlformats.org/officeDocument/2006/math" xmlns:v="urn:schemas-microsoft-com:vml" xmlns:wp14="http://schemas.microsoft.com/office/word/2010/wordprocessingDrawing" xmlns:wp="http://schemas.openxmlformats.org/drawingml/2006/wordprocessingDrawing" xmlns:w10="urn:schemas-microsoft-com:office:word" xmlns:w="http://schemas.openxmlformats.org/wordprocessingml/2006/main" xmlns:w14="http://schemas.microsoft.com/office/word/2010/wordml" xmlns:w15="http://schemas.microsoft.com/office/word/2012/wordml" xmlns:w16cex="http://schemas.microsoft.com/office/word/2018/wordml/cex" xmlns:w16cid="http://schemas.microsoft.com/office/word/2016/wordml/cid" xmlns:w16="http://schemas.microsoft.com/office/word/2018/wordml" xmlns:w16sdtdh="http://schemas.microsoft.com/office/word/2020/wordml/sdtdatahash" xmlns:w16se="http://schemas.microsoft.com/office/word/2015/wordml/symex" xmlns:wpg="http://schemas.microsoft.com/office/word/2010/wordprocessingGroup" xmlns:wpi="http://schemas.microsoft.com/office/word/2010/wordprocessingInk" xmlns:wne="http://schemas.microsoft.com/office/word/2006/wordml" xmlns:wps="http://schemas.microsoft.com/office/word/2010/wordprocessingShape" mc:Ignorable="w14 w15 w16se w16cid w16 w16cex w16sdtdh wp14">
+<w:ftr xmlns:wpc="http://schemas.microsoft.com/office/word/2010/wordprocessingCanvas" xmlns:cx="http://schemas.microsoft.com/office/drawing/2014/chartex" xmlns:cx1="http://schemas.microsoft.com/office/drawing/2015/9/8/chartex" xmlns:cx2="http://schemas.microsoft.com/office/drawing/2015/10/21/chartex" xmlns:cx3="http://schemas.microsoft.com/office/drawing/2016/5/9/chartex" xmlns:cx4="http://schemas.microsoft.com/office/drawing/2016/5/10/chartex" xmlns:cx5="http://schemas.microsoft.com/office/drawing/2016/5/11/chartex" xmlns:cx6="http://schemas.microsoft.com/office/drawing/2016/5/12/chartex" xmlns:cx7="http://schemas.microsoft.com/office/drawing/2016/5/13/chartex" xmlns:cx8="http://schemas.microsoft.com/office/drawing/2016/5/14/chartex" xmlns:mc="http://schemas.openxmlformats.org/markup-compatibility/2006" xmlns:aink="http://schemas.microsoft.com/office/drawing/2016/ink" xmlns:am3d="http://schemas.microsoft.com/office/drawing/2017/model3d" xmlns:o="urn:schemas-microsoft-com:office:office" xmlns:oel="http://schemas.microsoft.com/office/2019/extlst" xmlns:r="http://schemas.openxmlformats.org/officeDocument/2006/relationships" xmlns:m="http://schemas.openxmlformats.org/officeDocument/2006/math" xmlns:v="urn:schemas-microsoft-com:vml" xmlns:wp14="http://schemas.microsoft.com/office/word/2010/wordprocessingDrawing" xmlns:wp="http://schemas.openxmlformats.org/drawingml/2006/wordprocessingDrawing" xmlns:w10="urn:schemas-microsoft-com:office:word" xmlns:w="http://schemas.openxmlformats.org/wordprocessingml/2006/main" xmlns:w14="http://schemas.microsoft.com/office/word/2010/wordml" xmlns:w15="http://schemas.microsoft.com/office/word/2012/wordml" xmlns:w16cex="http://schemas.microsoft.com/office/word/2018/wordml/cex" xmlns:w16cid="http://schemas.microsoft.com/office/word/2016/wordml/cid" xmlns:w16="http://schemas.microsoft.com/office/word/2018/wordml" xmlns:w16du="http://schemas.microsoft.com/office/word/2023/wordml/word16du" xmlns:w16sdtdh="http://schemas.microsoft.com/office/word/2020/wordml/sdtdatahash" xmlns:w16sdtfl="http://schemas.microsoft.com/office/word/2024/wordml/sdtformatlock" xmlns:w16se="http://schemas.microsoft.com/office/word/2015/wordml/symex" xmlns:wpg="http://schemas.microsoft.com/office/word/2010/wordprocessingGroup" xmlns:wpi="http://schemas.microsoft.com/office/word/2010/wordprocessingInk" xmlns:wne="http://schemas.microsoft.com/office/word/2006/wordml" xmlns:wps="http://schemas.microsoft.com/office/word/2010/wordprocessingShape" mc:Ignorable="w14 w15 w16se w16cid w16 w16cex w16sdtdh w16sdtfl w16du wp14">
   <w:sdt>
     <w:sdtPr>
       <w:id w:val="2043706966"/>
@@ -638,18 +610,8 @@
 </w:ftr>
 </file>
 
-<file path=word/footer3.xml><?xml version="1.0" encoding="utf-8"?>
-<w:ftr xmlns:wpc="http://schemas.microsoft.com/office/word/2010/wordprocessingCanvas" xmlns:cx="http://schemas.microsoft.com/office/drawing/2014/chartex" xmlns:cx1="http://schemas.microsoft.com/office/drawing/2015/9/8/chartex" xmlns:cx2="http://schemas.microsoft.com/office/drawing/2015/10/21/chartex" xmlns:cx3="http://schemas.microsoft.com/office/drawing/2016/5/9/chartex" xmlns:cx4="http://schemas.microsoft.com/office/drawing/2016/5/10/chartex" xmlns:cx5="http://schemas.microsoft.com/office/drawing/2016/5/11/chartex" xmlns:cx6="http://schemas.microsoft.com/office/drawing/2016/5/12/chartex" xmlns:cx7="http://schemas.microsoft.com/office/drawing/2016/5/13/chartex" xmlns:cx8="http://schemas.microsoft.com/office/drawing/2016/5/14/chartex" xmlns:mc="http://schemas.openxmlformats.org/markup-compatibility/2006" xmlns:aink="http://schemas.microsoft.com/office/drawing/2016/ink" xmlns:am3d="http://schemas.microsoft.com/office/drawing/2017/model3d" xmlns:o="urn:schemas-microsoft-com:office:office" xmlns:oel="http://schemas.microsoft.com/office/2019/extlst" xmlns:r="http://schemas.openxmlformats.org/officeDocument/2006/relationships" xmlns:m="http://schemas.openxmlformats.org/officeDocument/2006/math" xmlns:v="urn:schemas-microsoft-com:vml" xmlns:wp14="http://schemas.microsoft.com/office/word/2010/wordprocessingDrawing" xmlns:wp="http://schemas.openxmlformats.org/drawingml/2006/wordprocessingDrawing" xmlns:w10="urn:schemas-microsoft-com:office:word" xmlns:w="http://schemas.openxmlformats.org/wordprocessingml/2006/main" xmlns:w14="http://schemas.microsoft.com/office/word/2010/wordml" xmlns:w15="http://schemas.microsoft.com/office/word/2012/wordml" xmlns:w16cex="http://schemas.microsoft.com/office/word/2018/wordml/cex" xmlns:w16cid="http://schemas.microsoft.com/office/word/2016/wordml/cid" xmlns:w16="http://schemas.microsoft.com/office/word/2018/wordml" xmlns:w16sdtdh="http://schemas.microsoft.com/office/word/2020/wordml/sdtdatahash" xmlns:w16se="http://schemas.microsoft.com/office/word/2015/wordml/symex" xmlns:wpg="http://schemas.microsoft.com/office/word/2010/wordprocessingGroup" xmlns:wpi="http://schemas.microsoft.com/office/word/2010/wordprocessingInk" xmlns:wne="http://schemas.microsoft.com/office/word/2006/wordml" xmlns:wps="http://schemas.microsoft.com/office/word/2010/wordprocessingShape" mc:Ignorable="w14 w15 w16se w16cid w16 w16cex w16sdtdh wp14">
-  <w:p>
-    <w:pPr>
-      <w:pStyle w:val="Footer"/>
-    </w:pPr>
-  </w:p>
-</w:ftr>
-</file>
-
 <file path=word/footnotes.xml><?xml version="1.0" encoding="utf-8"?>
-<w:footnotes xmlns:wpc="http://schemas.microsoft.com/office/word/2010/wordprocessingCanvas" xmlns:cx="http://schemas.microsoft.com/office/drawing/2014/chartex" xmlns:cx1="http://schemas.microsoft.com/office/drawing/2015/9/8/chartex" xmlns:cx2="http://schemas.microsoft.com/office/drawing/2015/10/21/chartex" xmlns:cx3="http://schemas.microsoft.com/office/drawing/2016/5/9/chartex" xmlns:cx4="http://schemas.microsoft.com/office/drawing/2016/5/10/chartex" xmlns:cx5="http://schemas.microsoft.com/office/drawing/2016/5/11/chartex" xmlns:cx6="http://schemas.microsoft.com/office/drawing/2016/5/12/chartex" xmlns:cx7="http://schemas.microsoft.com/office/drawing/2016/5/13/chartex" xmlns:cx8="http://schemas.microsoft.com/office/drawing/2016/5/14/chartex" xmlns:mc="http://schemas.openxmlformats.org/markup-compatibility/2006" xmlns:aink="http://schemas.microsoft.com/office/drawing/2016/ink" xmlns:am3d="http://schemas.microsoft.com/office/drawing/2017/model3d" xmlns:o="urn:schemas-microsoft-com:office:office" xmlns:oel="http://schemas.microsoft.com/office/2019/extlst" xmlns:r="http://schemas.openxmlformats.org/officeDocument/2006/relationships" xmlns:m="http://schemas.openxmlformats.org/officeDocument/2006/math" xmlns:v="urn:schemas-microsoft-com:vml" xmlns:wp14="http://schemas.microsoft.com/office/word/2010/wordprocessingDrawing" xmlns:wp="http://schemas.openxmlformats.org/drawingml/2006/wordprocessingDrawing" xmlns:w10="urn:schemas-microsoft-com:office:word" xmlns:w="http://schemas.openxmlformats.org/wordprocessingml/2006/main" xmlns:w14="http://schemas.microsoft.com/office/word/2010/wordml" xmlns:w15="http://schemas.microsoft.com/office/word/2012/wordml" xmlns:w16cex="http://schemas.microsoft.com/office/word/2018/wordml/cex" xmlns:w16cid="http://schemas.microsoft.com/office/word/2016/wordml/cid" xmlns:w16="http://schemas.microsoft.com/office/word/2018/wordml" xmlns:w16sdtdh="http://schemas.microsoft.com/office/word/2020/wordml/sdtdatahash" xmlns:w16se="http://schemas.microsoft.com/office/word/2015/wordml/symex" xmlns:wpg="http://schemas.microsoft.com/office/word/2010/wordprocessingGroup" xmlns:wpi="http://schemas.microsoft.com/office/word/2010/wordprocessingInk" xmlns:wne="http://schemas.microsoft.com/office/word/2006/wordml" xmlns:wps="http://schemas.microsoft.com/office/word/2010/wordprocessingShape" mc:Ignorable="w14 w15 w16se w16cid w16 w16cex w16sdtdh wp14">
+<w:footnotes xmlns:wpc="http://schemas.microsoft.com/office/word/2010/wordprocessingCanvas" xmlns:cx="http://schemas.microsoft.com/office/drawing/2014/chartex" xmlns:cx1="http://schemas.microsoft.com/office/drawing/2015/9/8/chartex" xmlns:cx2="http://schemas.microsoft.com/office/drawing/2015/10/21/chartex" xmlns:cx3="http://schemas.microsoft.com/office/drawing/2016/5/9/chartex" xmlns:cx4="http://schemas.microsoft.com/office/drawing/2016/5/10/chartex" xmlns:cx5="http://schemas.microsoft.com/office/drawing/2016/5/11/chartex" xmlns:cx6="http://schemas.microsoft.com/office/drawing/2016/5/12/chartex" xmlns:cx7="http://schemas.microsoft.com/office/drawing/2016/5/13/chartex" xmlns:cx8="http://schemas.microsoft.com/office/drawing/2016/5/14/chartex" xmlns:mc="http://schemas.openxmlformats.org/markup-compatibility/2006" xmlns:aink="http://schemas.microsoft.com/office/drawing/2016/ink" xmlns:am3d="http://schemas.microsoft.com/office/drawing/2017/model3d" xmlns:o="urn:schemas-microsoft-com:office:office" xmlns:oel="http://schemas.microsoft.com/office/2019/extlst" xmlns:r="http://schemas.openxmlformats.org/officeDocument/2006/relationships" xmlns:m="http://schemas.openxmlformats.org/officeDocument/2006/math" xmlns:v="urn:schemas-microsoft-com:vml" xmlns:wp14="http://schemas.microsoft.com/office/word/2010/wordprocessingDrawing" xmlns:wp="http://schemas.openxmlformats.org/drawingml/2006/wordprocessingDrawing" xmlns:w10="urn:schemas-microsoft-com:office:word" xmlns:w="http://schemas.openxmlformats.org/wordprocessingml/2006/main" xmlns:w14="http://schemas.microsoft.com/office/word/2010/wordml" xmlns:w15="http://schemas.microsoft.com/office/word/2012/wordml" xmlns:w16cex="http://schemas.microsoft.com/office/word/2018/wordml/cex" xmlns:w16cid="http://schemas.microsoft.com/office/word/2016/wordml/cid" xmlns:w16="http://schemas.microsoft.com/office/word/2018/wordml" xmlns:w16du="http://schemas.microsoft.com/office/word/2023/wordml/word16du" xmlns:w16sdtdh="http://schemas.microsoft.com/office/word/2020/wordml/sdtdatahash" xmlns:w16sdtfl="http://schemas.microsoft.com/office/word/2024/wordml/sdtformatlock" xmlns:w16se="http://schemas.microsoft.com/office/word/2015/wordml/symex" xmlns:wpg="http://schemas.microsoft.com/office/word/2010/wordprocessingGroup" xmlns:wpi="http://schemas.microsoft.com/office/word/2010/wordprocessingInk" xmlns:wne="http://schemas.microsoft.com/office/word/2006/wordml" xmlns:wps="http://schemas.microsoft.com/office/word/2010/wordprocessingShape" mc:Ignorable="w14 w15 w16se w16cid w16 w16cex w16sdtdh w16sdtfl w16du wp14">
   <w:footnote w:type="separator" w:id="-1">
     <w:p>
       <w:pPr>
@@ -674,27 +636,7 @@
 </file>
 
 <file path=word/header1.xml><?xml version="1.0" encoding="utf-8"?>
-<w:hdr xmlns:wpc="http://schemas.microsoft.com/office/word/2010/wordprocessingCanvas" xmlns:cx="http://schemas.microsoft.com/office/drawing/2014/chartex" xmlns:cx1="http://schemas.microsoft.com/office/drawing/2015/9/8/chartex" xmlns:cx2="http://schemas.microsoft.com/office/drawing/2015/10/21/chartex" xmlns:cx3="http://schemas.microsoft.com/office/drawing/2016/5/9/chartex" xmlns:cx4="http://schemas.microsoft.com/office/drawing/2016/5/10/chartex" xmlns:cx5="http://schemas.microsoft.com/office/drawing/2016/5/11/chartex" xmlns:cx6="http://schemas.microsoft.com/office/drawing/2016/5/12/chartex" xmlns:cx7="http://schemas.microsoft.com/office/drawing/2016/5/13/chartex" xmlns:cx8="http://schemas.microsoft.com/office/drawing/2016/5/14/chartex" xmlns:mc="http://schemas.openxmlformats.org/markup-compatibility/2006" xmlns:aink="http://schemas.microsoft.com/office/drawing/2016/ink" xmlns:am3d="http://schemas.microsoft.com/office/drawing/2017/model3d" xmlns:o="urn:schemas-microsoft-com:office:office" xmlns:oel="http://schemas.microsoft.com/office/2019/extlst" xmlns:r="http://schemas.openxmlformats.org/officeDocument/2006/relationships" xmlns:m="http://schemas.openxmlformats.org/officeDocument/2006/math" xmlns:v="urn:schemas-microsoft-com:vml" xmlns:wp14="http://schemas.microsoft.com/office/word/2010/wordprocessingDrawing" xmlns:wp="http://schemas.openxmlformats.org/drawingml/2006/wordprocessingDrawing" xmlns:w10="urn:schemas-microsoft-com:office:word" xmlns:w="http://schemas.openxmlformats.org/wordprocessingml/2006/main" xmlns:w14="http://schemas.microsoft.com/office/word/2010/wordml" xmlns:w15="http://schemas.microsoft.com/office/word/2012/wordml" xmlns:w16cex="http://schemas.microsoft.com/office/word/2018/wordml/cex" xmlns:w16cid="http://schemas.microsoft.com/office/word/2016/wordml/cid" xmlns:w16="http://schemas.microsoft.com/office/word/2018/wordml" xmlns:w16sdtdh="http://schemas.microsoft.com/office/word/2020/wordml/sdtdatahash" xmlns:w16se="http://schemas.microsoft.com/office/word/2015/wordml/symex" xmlns:wpg="http://schemas.microsoft.com/office/word/2010/wordprocessingGroup" xmlns:wpi="http://schemas.microsoft.com/office/word/2010/wordprocessingInk" xmlns:wne="http://schemas.microsoft.com/office/word/2006/wordml" xmlns:wps="http://schemas.microsoft.com/office/word/2010/wordprocessingShape" mc:Ignorable="w14 w15 w16se w16cid w16 w16cex w16sdtdh wp14">
-  <w:p>
-    <w:pPr>
-      <w:pStyle w:val="Header"/>
-    </w:pPr>
-  </w:p>
-</w:hdr>
-</file>
-
-<file path=word/header2.xml><?xml version="1.0" encoding="utf-8"?>
-<w:hdr xmlns:wpc="http://schemas.microsoft.com/office/word/2010/wordprocessingCanvas" xmlns:cx="http://schemas.microsoft.com/office/drawing/2014/chartex" xmlns:cx1="http://schemas.microsoft.com/office/drawing/2015/9/8/chartex" xmlns:cx2="http://schemas.microsoft.com/office/drawing/2015/10/21/chartex" xmlns:cx3="http://schemas.microsoft.com/office/drawing/2016/5/9/chartex" xmlns:cx4="http://schemas.microsoft.com/office/drawing/2016/5/10/chartex" xmlns:cx5="http://schemas.microsoft.com/office/drawing/2016/5/11/chartex" xmlns:cx6="http://schemas.microsoft.com/office/drawing/2016/5/12/chartex" xmlns:cx7="http://schemas.microsoft.com/office/drawing/2016/5/13/chartex" xmlns:cx8="http://schemas.microsoft.com/office/drawing/2016/5/14/chartex" xmlns:mc="http://schemas.openxmlformats.org/markup-compatibility/2006" xmlns:aink="http://schemas.microsoft.com/office/drawing/2016/ink" xmlns:am3d="http://schemas.microsoft.com/office/drawing/2017/model3d" xmlns:o="urn:schemas-microsoft-com:office:office" xmlns:oel="http://schemas.microsoft.com/office/2019/extlst" xmlns:r="http://schemas.openxmlformats.org/officeDocument/2006/relationships" xmlns:m="http://schemas.openxmlformats.org/officeDocument/2006/math" xmlns:v="urn:schemas-microsoft-com:vml" xmlns:wp14="http://schemas.microsoft.com/office/word/2010/wordprocessingDrawing" xmlns:wp="http://schemas.openxmlformats.org/drawingml/2006/wordprocessingDrawing" xmlns:w10="urn:schemas-microsoft-com:office:word" xmlns:w="http://schemas.openxmlformats.org/wordprocessingml/2006/main" xmlns:w14="http://schemas.microsoft.com/office/word/2010/wordml" xmlns:w15="http://schemas.microsoft.com/office/word/2012/wordml" xmlns:w16cex="http://schemas.microsoft.com/office/word/2018/wordml/cex" xmlns:w16cid="http://schemas.microsoft.com/office/word/2016/wordml/cid" xmlns:w16="http://schemas.microsoft.com/office/word/2018/wordml" xmlns:w16sdtdh="http://schemas.microsoft.com/office/word/2020/wordml/sdtdatahash" xmlns:w16se="http://schemas.microsoft.com/office/word/2015/wordml/symex" xmlns:wpg="http://schemas.microsoft.com/office/word/2010/wordprocessingGroup" xmlns:wpi="http://schemas.microsoft.com/office/word/2010/wordprocessingInk" xmlns:wne="http://schemas.microsoft.com/office/word/2006/wordml" xmlns:wps="http://schemas.microsoft.com/office/word/2010/wordprocessingShape" mc:Ignorable="w14 w15 w16se w16cid w16 w16cex w16sdtdh wp14">
-  <w:p>
-    <w:pPr>
-      <w:pStyle w:val="Header"/>
-    </w:pPr>
-  </w:p>
-</w:hdr>
-</file>
-
-<file path=word/header3.xml><?xml version="1.0" encoding="utf-8"?>
-<w:hdr xmlns:wpc="http://schemas.microsoft.com/office/word/2010/wordprocessingCanvas" xmlns:cx="http://schemas.microsoft.com/office/drawing/2014/chartex" xmlns:cx1="http://schemas.microsoft.com/office/drawing/2015/9/8/chartex" xmlns:cx2="http://schemas.microsoft.com/office/drawing/2015/10/21/chartex" xmlns:cx3="http://schemas.microsoft.com/office/drawing/2016/5/9/chartex" xmlns:cx4="http://schemas.microsoft.com/office/drawing/2016/5/10/chartex" xmlns:cx5="http://schemas.microsoft.com/office/drawing/2016/5/11/chartex" xmlns:cx6="http://schemas.microsoft.com/office/drawing/2016/5/12/chartex" xmlns:cx7="http://schemas.microsoft.com/office/drawing/2016/5/13/chartex" xmlns:cx8="http://schemas.microsoft.com/office/drawing/2016/5/14/chartex" xmlns:mc="http://schemas.openxmlformats.org/markup-compatibility/2006" xmlns:aink="http://schemas.microsoft.com/office/drawing/2016/ink" xmlns:am3d="http://schemas.microsoft.com/office/drawing/2017/model3d" xmlns:o="urn:schemas-microsoft-com:office:office" xmlns:oel="http://schemas.microsoft.com/office/2019/extlst" xmlns:r="http://schemas.openxmlformats.org/officeDocument/2006/relationships" xmlns:m="http://schemas.openxmlformats.org/officeDocument/2006/math" xmlns:v="urn:schemas-microsoft-com:vml" xmlns:wp14="http://schemas.microsoft.com/office/word/2010/wordprocessingDrawing" xmlns:wp="http://schemas.openxmlformats.org/drawingml/2006/wordprocessingDrawing" xmlns:w10="urn:schemas-microsoft-com:office:word" xmlns:w="http://schemas.openxmlformats.org/wordprocessingml/2006/main" xmlns:w14="http://schemas.microsoft.com/office/word/2010/wordml" xmlns:w15="http://schemas.microsoft.com/office/word/2012/wordml" xmlns:w16cex="http://schemas.microsoft.com/office/word/2018/wordml/cex" xmlns:w16cid="http://schemas.microsoft.com/office/word/2016/wordml/cid" xmlns:w16="http://schemas.microsoft.com/office/word/2018/wordml" xmlns:w16sdtdh="http://schemas.microsoft.com/office/word/2020/wordml/sdtdatahash" xmlns:w16se="http://schemas.microsoft.com/office/word/2015/wordml/symex" xmlns:wpg="http://schemas.microsoft.com/office/word/2010/wordprocessingGroup" xmlns:wpi="http://schemas.microsoft.com/office/word/2010/wordprocessingInk" xmlns:wne="http://schemas.microsoft.com/office/word/2006/wordml" xmlns:wps="http://schemas.microsoft.com/office/word/2010/wordprocessingShape" mc:Ignorable="w14 w15 w16se w16cid w16 w16cex w16sdtdh wp14">
+<w:hdr xmlns:wpc="http://schemas.microsoft.com/office/word/2010/wordprocessingCanvas" xmlns:cx="http://schemas.microsoft.com/office/drawing/2014/chartex" xmlns:cx1="http://schemas.microsoft.com/office/drawing/2015/9/8/chartex" xmlns:cx2="http://schemas.microsoft.com/office/drawing/2015/10/21/chartex" xmlns:cx3="http://schemas.microsoft.com/office/drawing/2016/5/9/chartex" xmlns:cx4="http://schemas.microsoft.com/office/drawing/2016/5/10/chartex" xmlns:cx5="http://schemas.microsoft.com/office/drawing/2016/5/11/chartex" xmlns:cx6="http://schemas.microsoft.com/office/drawing/2016/5/12/chartex" xmlns:cx7="http://schemas.microsoft.com/office/drawing/2016/5/13/chartex" xmlns:cx8="http://schemas.microsoft.com/office/drawing/2016/5/14/chartex" xmlns:mc="http://schemas.openxmlformats.org/markup-compatibility/2006" xmlns:aink="http://schemas.microsoft.com/office/drawing/2016/ink" xmlns:am3d="http://schemas.microsoft.com/office/drawing/2017/model3d" xmlns:o="urn:schemas-microsoft-com:office:office" xmlns:oel="http://schemas.microsoft.com/office/2019/extlst" xmlns:r="http://schemas.openxmlformats.org/officeDocument/2006/relationships" xmlns:m="http://schemas.openxmlformats.org/officeDocument/2006/math" xmlns:v="urn:schemas-microsoft-com:vml" xmlns:wp14="http://schemas.microsoft.com/office/word/2010/wordprocessingDrawing" xmlns:wp="http://schemas.openxmlformats.org/drawingml/2006/wordprocessingDrawing" xmlns:w10="urn:schemas-microsoft-com:office:word" xmlns:w="http://schemas.openxmlformats.org/wordprocessingml/2006/main" xmlns:w14="http://schemas.microsoft.com/office/word/2010/wordml" xmlns:w15="http://schemas.microsoft.com/office/word/2012/wordml" xmlns:w16cex="http://schemas.microsoft.com/office/word/2018/wordml/cex" xmlns:w16cid="http://schemas.microsoft.com/office/word/2016/wordml/cid" xmlns:w16="http://schemas.microsoft.com/office/word/2018/wordml" xmlns:w16du="http://schemas.microsoft.com/office/word/2023/wordml/word16du" xmlns:w16sdtdh="http://schemas.microsoft.com/office/word/2020/wordml/sdtdatahash" xmlns:w16sdtfl="http://schemas.microsoft.com/office/word/2024/wordml/sdtformatlock" xmlns:w16se="http://schemas.microsoft.com/office/word/2015/wordml/symex" xmlns:wpg="http://schemas.microsoft.com/office/word/2010/wordprocessingGroup" xmlns:wpi="http://schemas.microsoft.com/office/word/2010/wordprocessingInk" xmlns:wne="http://schemas.microsoft.com/office/word/2006/wordml" xmlns:wps="http://schemas.microsoft.com/office/word/2010/wordprocessingShape" mc:Ignorable="w14 w15 w16se w16cid w16 w16cex w16sdtdh w16sdtfl w16du wp14">
   <w:p>
     <w:pPr>
       <w:pStyle w:val="Header"/>
@@ -887,7 +829,17 @@
         <w:sz w:val="20"/>
         <w:szCs w:val="24"/>
       </w:rPr>
-      <w:t>Water Resources Branch</w:t>
+      <w:t xml:space="preserve">Water </w:t>
+    </w:r>
+    <w:r>
+      <w:rPr>
+        <w:rFonts w:cs="Calibri"/>
+        <w:b/>
+        <w:color w:val="000000"/>
+        <w:sz w:val="20"/>
+        <w:szCs w:val="24"/>
+      </w:rPr>
+      <w:t>Science and Stewardship</w:t>
     </w:r>
   </w:p>
   <w:p>
@@ -899,7 +851,7 @@
 </file>
 
 <file path=word/numbering.xml><?xml version="1.0" encoding="utf-8"?>
-<w:numbering xmlns:wpc="http://schemas.microsoft.com/office/word/2010/wordprocessingCanvas" xmlns:cx="http://schemas.microsoft.com/office/drawing/2014/chartex" xmlns:cx1="http://schemas.microsoft.com/office/drawing/2015/9/8/chartex" xmlns:cx2="http://schemas.microsoft.com/office/drawing/2015/10/21/chartex" xmlns:cx3="http://schemas.microsoft.com/office/drawing/2016/5/9/chartex" xmlns:cx4="http://schemas.microsoft.com/office/drawing/2016/5/10/chartex" xmlns:cx5="http://schemas.microsoft.com/office/drawing/2016/5/11/chartex" xmlns:cx6="http://schemas.microsoft.com/office/drawing/2016/5/12/chartex" xmlns:cx7="http://schemas.microsoft.com/office/drawing/2016/5/13/chartex" xmlns:cx8="http://schemas.microsoft.com/office/drawing/2016/5/14/chartex" xmlns:mc="http://schemas.openxmlformats.org/markup-compatibility/2006" xmlns:aink="http://schemas.microsoft.com/office/drawing/2016/ink" xmlns:am3d="http://schemas.microsoft.com/office/drawing/2017/model3d" xmlns:o="urn:schemas-microsoft-com:office:office" xmlns:oel="http://schemas.microsoft.com/office/2019/extlst" xmlns:r="http://schemas.openxmlformats.org/officeDocument/2006/relationships" xmlns:m="http://schemas.openxmlformats.org/officeDocument/2006/math" xmlns:v="urn:schemas-microsoft-com:vml" xmlns:wp14="http://schemas.microsoft.com/office/word/2010/wordprocessingDrawing" xmlns:wp="http://schemas.openxmlformats.org/drawingml/2006/wordprocessingDrawing" xmlns:w10="urn:schemas-microsoft-com:office:word" xmlns:w="http://schemas.openxmlformats.org/wordprocessingml/2006/main" xmlns:w14="http://schemas.microsoft.com/office/word/2010/wordml" xmlns:w15="http://schemas.microsoft.com/office/word/2012/wordml" xmlns:w16cex="http://schemas.microsoft.com/office/word/2018/wordml/cex" xmlns:w16cid="http://schemas.microsoft.com/office/word/2016/wordml/cid" xmlns:w16="http://schemas.microsoft.com/office/word/2018/wordml" xmlns:w16sdtdh="http://schemas.microsoft.com/office/word/2020/wordml/sdtdatahash" xmlns:w16se="http://schemas.microsoft.com/office/word/2015/wordml/symex" xmlns:wpg="http://schemas.microsoft.com/office/word/2010/wordprocessingGroup" xmlns:wpi="http://schemas.microsoft.com/office/word/2010/wordprocessingInk" xmlns:wne="http://schemas.microsoft.com/office/word/2006/wordml" xmlns:wps="http://schemas.microsoft.com/office/word/2010/wordprocessingShape" mc:Ignorable="w14 w15 w16se w16cid w16 w16cex w16sdtdh wp14">
+<w:numbering xmlns:wpc="http://schemas.microsoft.com/office/word/2010/wordprocessingCanvas" xmlns:cx="http://schemas.microsoft.com/office/drawing/2014/chartex" xmlns:cx1="http://schemas.microsoft.com/office/drawing/2015/9/8/chartex" xmlns:cx2="http://schemas.microsoft.com/office/drawing/2015/10/21/chartex" xmlns:cx3="http://schemas.microsoft.com/office/drawing/2016/5/9/chartex" xmlns:cx4="http://schemas.microsoft.com/office/drawing/2016/5/10/chartex" xmlns:cx5="http://schemas.microsoft.com/office/drawing/2016/5/11/chartex" xmlns:cx6="http://schemas.microsoft.com/office/drawing/2016/5/12/chartex" xmlns:cx7="http://schemas.microsoft.com/office/drawing/2016/5/13/chartex" xmlns:cx8="http://schemas.microsoft.com/office/drawing/2016/5/14/chartex" xmlns:mc="http://schemas.openxmlformats.org/markup-compatibility/2006" xmlns:aink="http://schemas.microsoft.com/office/drawing/2016/ink" xmlns:am3d="http://schemas.microsoft.com/office/drawing/2017/model3d" xmlns:o="urn:schemas-microsoft-com:office:office" xmlns:oel="http://schemas.microsoft.com/office/2019/extlst" xmlns:r="http://schemas.openxmlformats.org/officeDocument/2006/relationships" xmlns:m="http://schemas.openxmlformats.org/officeDocument/2006/math" xmlns:v="urn:schemas-microsoft-com:vml" xmlns:wp14="http://schemas.microsoft.com/office/word/2010/wordprocessingDrawing" xmlns:wp="http://schemas.openxmlformats.org/drawingml/2006/wordprocessingDrawing" xmlns:w10="urn:schemas-microsoft-com:office:word" xmlns:w="http://schemas.openxmlformats.org/wordprocessingml/2006/main" xmlns:w14="http://schemas.microsoft.com/office/word/2010/wordml" xmlns:w15="http://schemas.microsoft.com/office/word/2012/wordml" xmlns:w16cex="http://schemas.microsoft.com/office/word/2018/wordml/cex" xmlns:w16cid="http://schemas.microsoft.com/office/word/2016/wordml/cid" xmlns:w16="http://schemas.microsoft.com/office/word/2018/wordml" xmlns:w16du="http://schemas.microsoft.com/office/word/2023/wordml/word16du" xmlns:w16sdtdh="http://schemas.microsoft.com/office/word/2020/wordml/sdtdatahash" xmlns:w16sdtfl="http://schemas.microsoft.com/office/word/2024/wordml/sdtformatlock" xmlns:w16se="http://schemas.microsoft.com/office/word/2015/wordml/symex" xmlns:wpg="http://schemas.microsoft.com/office/word/2010/wordprocessingGroup" xmlns:wpi="http://schemas.microsoft.com/office/word/2010/wordprocessingInk" xmlns:wne="http://schemas.microsoft.com/office/word/2006/wordml" xmlns:wps="http://schemas.microsoft.com/office/word/2010/wordprocessingShape" mc:Ignorable="w14 w15 w16se w16cid w16 w16cex w16sdtdh w16sdtfl w16du wp14">
   <w:abstractNum w:abstractNumId="0" w15:restartNumberingAfterBreak="0">
     <w:nsid w:val="FFFFFF89"/>
     <w:multiLevelType w:val="singleLevel"/>
@@ -4344,7 +4296,7 @@
 </file>
 
 <file path=word/styles.xml><?xml version="1.0" encoding="utf-8"?>
-<w:styles xmlns:mc="http://schemas.openxmlformats.org/markup-compatibility/2006" xmlns:r="http://schemas.openxmlformats.org/officeDocument/2006/relationships" xmlns:w="http://schemas.openxmlformats.org/wordprocessingml/2006/main" xmlns:w14="http://schemas.microsoft.com/office/word/2010/wordml" xmlns:w15="http://schemas.microsoft.com/office/word/2012/wordml" xmlns:w16cex="http://schemas.microsoft.com/office/word/2018/wordml/cex" xmlns:w16cid="http://schemas.microsoft.com/office/word/2016/wordml/cid" xmlns:w16="http://schemas.microsoft.com/office/word/2018/wordml" xmlns:w16sdtdh="http://schemas.microsoft.com/office/word/2020/wordml/sdtdatahash" xmlns:w16se="http://schemas.microsoft.com/office/word/2015/wordml/symex" mc:Ignorable="w14 w15 w16se w16cid w16 w16cex w16sdtdh">
+<w:styles xmlns:mc="http://schemas.openxmlformats.org/markup-compatibility/2006" xmlns:r="http://schemas.openxmlformats.org/officeDocument/2006/relationships" xmlns:w="http://schemas.openxmlformats.org/wordprocessingml/2006/main" xmlns:w14="http://schemas.microsoft.com/office/word/2010/wordml" xmlns:w15="http://schemas.microsoft.com/office/word/2012/wordml" xmlns:w16cex="http://schemas.microsoft.com/office/word/2018/wordml/cex" xmlns:w16cid="http://schemas.microsoft.com/office/word/2016/wordml/cid" xmlns:w16="http://schemas.microsoft.com/office/word/2018/wordml" xmlns:w16du="http://schemas.microsoft.com/office/word/2023/wordml/word16du" xmlns:w16sdtdh="http://schemas.microsoft.com/office/word/2020/wordml/sdtdatahash" xmlns:w16sdtfl="http://schemas.microsoft.com/office/word/2024/wordml/sdtformatlock" xmlns:w16se="http://schemas.microsoft.com/office/word/2015/wordml/symex" mc:Ignorable="w14 w15 w16se w16cid w16 w16cex w16sdtdh w16sdtfl w16du">
   <w:docDefaults>
     <w:rPrDefault>
       <w:rPr>
